--- a/materials/计算机系统基础/docx/第一章.docx
+++ b/materials/计算机系统基础/docx/第一章.docx
@@ -137,7 +137,8 @@
     <w:p>
       <w:pPr>
         <w:rPr>
-          <w:rFonts w:hint="eastAsia"/>
+          <w:color w:val="0000FF"/>
+          <w:sz w:val="24"/>
           <w:lang w:eastAsia="zh-CN"/>
         </w:rPr>
       </w:pPr>
@@ -147,7 +148,24 @@
           <w:sz w:val="24"/>
           <w:lang w:eastAsia="zh-CN"/>
         </w:rPr>
-        <w:t>解析：计算机采用二进制的主要原因：1）二进制运算规则简单，</w:t>
+        <w:t>解析：计算机采用二进制的主要原因：</w:t>
+      </w:r>
+    </w:p>
+    <w:p>
+      <w:pPr>
+        <w:rPr>
+          <w:color w:val="0000FF"/>
+          <w:sz w:val="24"/>
+          <w:lang w:eastAsia="zh-CN"/>
+        </w:rPr>
+      </w:pPr>
+      <w:r>
+        <w:rPr>
+          <w:color w:val="0000FF"/>
+          <w:sz w:val="24"/>
+          <w:lang w:eastAsia="zh-CN"/>
+        </w:rPr>
+        <w:t>1）二进制运算规则简单，</w:t>
       </w:r>
       <w:r>
         <w:rPr>
@@ -184,7 +202,24 @@
           <w:sz w:val="24"/>
           <w:lang w:eastAsia="zh-CN"/>
         </w:rPr>
-        <w:t>；2）物理器件易实现两种稳定状态（高/低电平</w:t>
+        <w:t>；</w:t>
+      </w:r>
+    </w:p>
+    <w:p>
+      <w:pPr>
+        <w:rPr>
+          <w:color w:val="0000FF"/>
+          <w:sz w:val="24"/>
+          <w:lang w:eastAsia="zh-CN"/>
+        </w:rPr>
+      </w:pPr>
+      <w:r>
+        <w:rPr>
+          <w:color w:val="0000FF"/>
+          <w:sz w:val="24"/>
+          <w:lang w:eastAsia="zh-CN"/>
+        </w:rPr>
+        <w:t>2）物理器件易实现两种稳定状态（高/低电平</w:t>
       </w:r>
       <w:r>
         <w:rPr>
@@ -252,7 +287,23 @@
           <w:sz w:val="24"/>
           <w:lang w:eastAsia="zh-CN"/>
         </w:rPr>
-        <w:t>二进制运算。这三点使得硬件设计简化、可靠性提高、成本降低。</w:t>
+        <w:t>二进制运算。</w:t>
+      </w:r>
+    </w:p>
+    <w:p>
+      <w:pPr>
+        <w:rPr>
+          <w:rFonts w:hint="eastAsia"/>
+          <w:lang w:eastAsia="zh-CN"/>
+        </w:rPr>
+      </w:pPr>
+      <w:r>
+        <w:rPr>
+          <w:color w:val="0000FF"/>
+          <w:sz w:val="24"/>
+          <w:lang w:eastAsia="zh-CN"/>
+        </w:rPr>
+        <w:t>这三点使得硬件设计简化、可靠性提高、成本降低。</w:t>
       </w:r>
     </w:p>
     <w:p>
@@ -344,7 +395,8 @@
     <w:p>
       <w:pPr>
         <w:rPr>
-          <w:rFonts w:hint="eastAsia"/>
+          <w:color w:val="0000FF"/>
+          <w:sz w:val="24"/>
           <w:lang w:eastAsia="zh-CN"/>
         </w:rPr>
       </w:pPr>
@@ -356,6 +408,15 @@
         </w:rPr>
         <w:t>解析：</w:t>
       </w:r>
+    </w:p>
+    <w:p>
+      <w:pPr>
+        <w:rPr>
+          <w:color w:val="0000FF"/>
+          <w:sz w:val="24"/>
+          <w:lang w:eastAsia="zh-CN"/>
+        </w:rPr>
+      </w:pPr>
       <w:r>
         <w:rPr>
           <w:rFonts w:hint="eastAsia"/>
@@ -398,6 +459,15 @@
         </w:rPr>
         <w:t>翻译成机器语言，不处理高级语言。</w:t>
       </w:r>
+    </w:p>
+    <w:p>
+      <w:pPr>
+        <w:rPr>
+          <w:color w:val="0000FF"/>
+          <w:sz w:val="24"/>
+          <w:lang w:eastAsia="zh-CN"/>
+        </w:rPr>
+      </w:pPr>
       <w:r>
         <w:rPr>
           <w:rFonts w:hint="eastAsia"/>
@@ -422,6 +492,15 @@
         </w:rPr>
         <w:t>将多个目标文件、库文件拼接合并，生成最终可执行文件，不做源码翻译。</w:t>
       </w:r>
+    </w:p>
+    <w:p>
+      <w:pPr>
+        <w:rPr>
+          <w:color w:val="0000FF"/>
+          <w:sz w:val="24"/>
+          <w:lang w:eastAsia="zh-CN"/>
+        </w:rPr>
+      </w:pPr>
       <w:r>
         <w:rPr>
           <w:rFonts w:hint="eastAsia"/>
@@ -482,6 +561,14 @@
         </w:rPr>
         <w:t>目标代码文件，运行效率高。</w:t>
       </w:r>
+    </w:p>
+    <w:p>
+      <w:pPr>
+        <w:rPr>
+          <w:rFonts w:hint="eastAsia"/>
+          <w:lang w:eastAsia="zh-CN"/>
+        </w:rPr>
+      </w:pPr>
       <w:r>
         <w:rPr>
           <w:rFonts w:hint="eastAsia"/>
@@ -563,6 +650,7 @@
           <w:sz w:val="24"/>
           <w:lang w:eastAsia="zh-CN"/>
         </w:rPr>
+        <w:lastRenderedPageBreak/>
         <w:t>3. 计算机硬件能够直接执行的是____</w:t>
       </w:r>
       <w:r>
@@ -659,14 +747,14 @@
           <w:sz w:val="24"/>
           <w:lang w:eastAsia="zh-CN"/>
         </w:rPr>
-        <w:lastRenderedPageBreak/>
         <w:t>正确答案：A</w:t>
       </w:r>
     </w:p>
     <w:p>
       <w:pPr>
         <w:rPr>
-          <w:rFonts w:hint="eastAsia"/>
+          <w:color w:val="0000FF"/>
+          <w:sz w:val="24"/>
           <w:lang w:eastAsia="zh-CN"/>
         </w:rPr>
       </w:pPr>
@@ -678,6 +766,15 @@
         </w:rPr>
         <w:t>解析：</w:t>
       </w:r>
+    </w:p>
+    <w:p>
+      <w:pPr>
+        <w:rPr>
+          <w:color w:val="0000FF"/>
+          <w:sz w:val="24"/>
+          <w:lang w:eastAsia="zh-CN"/>
+        </w:rPr>
+      </w:pPr>
       <w:r>
         <w:rPr>
           <w:rFonts w:hint="eastAsia"/>
@@ -685,7 +782,16 @@
           <w:sz w:val="24"/>
           <w:lang w:eastAsia="zh-CN"/>
         </w:rPr>
-        <w:t>A:</w:t>
+        <w:t>Ⅰ</w:t>
+      </w:r>
+      <w:r>
+        <w:rPr>
+          <w:rFonts w:hint="eastAsia"/>
+          <w:color w:val="0000FF"/>
+          <w:sz w:val="24"/>
+          <w:lang w:eastAsia="zh-CN"/>
+        </w:rPr>
+        <w:t>:</w:t>
       </w:r>
       <w:r>
         <w:rPr>
@@ -729,6 +835,15 @@
         </w:rPr>
         <w:t>。每条指令由操作码和操作数组成，直接对应硬件操作。</w:t>
       </w:r>
+    </w:p>
+    <w:p>
+      <w:pPr>
+        <w:rPr>
+          <w:color w:val="0000FF"/>
+          <w:sz w:val="24"/>
+          <w:lang w:eastAsia="zh-CN"/>
+        </w:rPr>
+      </w:pPr>
       <w:r>
         <w:rPr>
           <w:rFonts w:hint="eastAsia"/>
@@ -736,7 +851,16 @@
           <w:sz w:val="24"/>
           <w:lang w:eastAsia="zh-CN"/>
         </w:rPr>
-        <w:t>B:</w:t>
+        <w:t>Ⅱ</w:t>
+      </w:r>
+      <w:r>
+        <w:rPr>
+          <w:rFonts w:hint="eastAsia"/>
+          <w:color w:val="0000FF"/>
+          <w:sz w:val="24"/>
+          <w:lang w:eastAsia="zh-CN"/>
+        </w:rPr>
+        <w:t>:</w:t>
       </w:r>
       <w:r>
         <w:rPr>
@@ -753,7 +877,33 @@
           <w:sz w:val="24"/>
           <w:lang w:eastAsia="zh-CN"/>
         </w:rPr>
-        <w:t>为机器语言才能执行，硬件不能直接运行。C:</w:t>
+        <w:t>为机器语言才能执行，硬件不能直接运行。</w:t>
+      </w:r>
+    </w:p>
+    <w:p>
+      <w:pPr>
+        <w:rPr>
+          <w:rFonts w:hint="eastAsia"/>
+          <w:lang w:eastAsia="zh-CN"/>
+        </w:rPr>
+      </w:pPr>
+      <w:r>
+        <w:rPr>
+          <w:rFonts w:hint="eastAsia"/>
+          <w:color w:val="0000FF"/>
+          <w:sz w:val="24"/>
+          <w:lang w:eastAsia="zh-CN"/>
+        </w:rPr>
+        <w:t>Ⅲ</w:t>
+      </w:r>
+      <w:r>
+        <w:rPr>
+          <w:rFonts w:hint="eastAsia"/>
+          <w:color w:val="0000FF"/>
+          <w:sz w:val="24"/>
+          <w:lang w:eastAsia="zh-CN"/>
+        </w:rPr>
+        <w:t>:</w:t>
       </w:r>
       <w:r>
         <w:rPr>
@@ -983,6 +1133,7 @@
     <w:p>
       <w:pPr>
         <w:rPr>
+          <w:rFonts w:hint="eastAsia"/>
           <w:color w:val="0000FF"/>
           <w:sz w:val="24"/>
           <w:lang w:eastAsia="zh-CN"/>
@@ -1059,7 +1210,8 @@
     <w:p>
       <w:pPr>
         <w:rPr>
-          <w:rFonts w:hint="eastAsia"/>
+          <w:color w:val="0000FF"/>
+          <w:sz w:val="24"/>
           <w:lang w:eastAsia="zh-CN"/>
         </w:rPr>
       </w:pPr>
@@ -1069,7 +1221,24 @@
           <w:sz w:val="24"/>
           <w:lang w:eastAsia="zh-CN"/>
         </w:rPr>
-        <w:t>优化方法：1）</w:t>
+        <w:t>优化方法：</w:t>
+      </w:r>
+    </w:p>
+    <w:p>
+      <w:pPr>
+        <w:rPr>
+          <w:color w:val="0000FF"/>
+          <w:sz w:val="24"/>
+          <w:lang w:eastAsia="zh-CN"/>
+        </w:rPr>
+      </w:pPr>
+      <w:r>
+        <w:rPr>
+          <w:color w:val="0000FF"/>
+          <w:sz w:val="24"/>
+          <w:lang w:eastAsia="zh-CN"/>
+        </w:rPr>
+        <w:t>1）</w:t>
       </w:r>
       <w:r>
         <w:rPr>
@@ -1086,7 +1255,25 @@
           <w:sz w:val="24"/>
           <w:lang w:eastAsia="zh-CN"/>
         </w:rPr>
-        <w:t>；2）优化数据通路</w:t>
+        <w:t>；</w:t>
+      </w:r>
+    </w:p>
+    <w:p>
+      <w:pPr>
+        <w:rPr>
+          <w:color w:val="0000FF"/>
+          <w:sz w:val="24"/>
+          <w:lang w:eastAsia="zh-CN"/>
+        </w:rPr>
+      </w:pPr>
+      <w:r>
+        <w:rPr>
+          <w:color w:val="0000FF"/>
+          <w:sz w:val="24"/>
+          <w:lang w:eastAsia="zh-CN"/>
+        </w:rPr>
+        <w:lastRenderedPageBreak/>
+        <w:t>2）优化数据通路</w:t>
       </w:r>
       <w:r>
         <w:rPr>
@@ -1112,24 +1299,31 @@
           <w:sz w:val="24"/>
           <w:lang w:eastAsia="zh-CN"/>
         </w:rPr>
-        <w:t>，</w:t>
+        <w:t>，执行时间↓</w:t>
       </w:r>
       <w:r>
         <w:rPr>
+          <w:color w:val="0000FF"/>
+          <w:sz w:val="24"/>
+          <w:lang w:eastAsia="zh-CN"/>
+        </w:rPr>
+        <w:t>；</w:t>
+      </w:r>
+    </w:p>
+    <w:p>
+      <w:pPr>
+        <w:rPr>
           <w:rFonts w:hint="eastAsia"/>
+          <w:lang w:eastAsia="zh-CN"/>
+        </w:rPr>
+      </w:pPr>
+      <w:r>
+        <w:rPr>
           <w:color w:val="0000FF"/>
           <w:sz w:val="24"/>
           <w:lang w:eastAsia="zh-CN"/>
         </w:rPr>
-        <w:t>执行时间↓</w:t>
-      </w:r>
-      <w:r>
-        <w:rPr>
-          <w:color w:val="0000FF"/>
-          <w:sz w:val="24"/>
-          <w:lang w:eastAsia="zh-CN"/>
-        </w:rPr>
-        <w:t>；3）编译优化（减少指令数）。三者从不同维度提升性能。</w:t>
+        <w:t>3）编译优化（减少指令数）。三者从不同维度提升性能。</w:t>
       </w:r>
     </w:p>
     <w:p>
@@ -1652,14 +1846,6 @@
           <w:lang w:eastAsia="zh-CN"/>
         </w:rPr>
         <w:br/>
-      </w:r>
-      <w:r>
-        <w:rPr>
-          <w:color w:val="000000"/>
-          <w:sz w:val="24"/>
-          <w:lang w:eastAsia="zh-CN"/>
-        </w:rPr>
-        <w:lastRenderedPageBreak/>
         <w:t>C: 400</w:t>
       </w:r>
       <w:r>
@@ -2110,6 +2296,7 @@
     <w:p>
       <w:pPr>
         <w:rPr>
+          <w:rFonts w:hint="eastAsia"/>
           <w:color w:val="0000FF"/>
           <w:sz w:val="20"/>
           <w:lang w:eastAsia="zh-CN"/>
@@ -2431,6 +2618,7 @@
     <w:p>
       <w:pPr>
         <w:rPr>
+          <w:rFonts w:hint="eastAsia"/>
           <w:color w:val="0000FF"/>
           <w:sz w:val="20"/>
           <w:lang w:eastAsia="zh-CN"/>
@@ -2679,6 +2867,14 @@
           <w:lang w:eastAsia="zh-CN"/>
         </w:rPr>
         <w:br/>
+      </w:r>
+      <w:r>
+        <w:rPr>
+          <w:color w:val="000000"/>
+          <w:sz w:val="24"/>
+          <w:lang w:eastAsia="zh-CN"/>
+        </w:rPr>
+        <w:lastRenderedPageBreak/>
         <w:t>C.14.0秒</w:t>
       </w:r>
       <w:r>
@@ -2710,6 +2906,7 @@
     <w:p>
       <w:pPr>
         <w:rPr>
+          <w:rFonts w:hint="eastAsia"/>
           <w:color w:val="0000FF"/>
           <w:sz w:val="24"/>
           <w:lang w:eastAsia="zh-CN"/>
@@ -2729,6 +2926,7 @@
         <w:spacing w:afterLines="100" w:after="240" w:line="240" w:lineRule="auto"/>
         <w:jc w:val="center"/>
         <w:rPr>
+          <w:rFonts w:hint="eastAsia"/>
           <w:color w:val="0000FF"/>
           <w:sz w:val="24"/>
           <w:lang w:eastAsia="zh-CN"/>
@@ -2789,6 +2987,7 @@
         <w:spacing w:afterLines="100" w:after="240" w:line="240" w:lineRule="auto"/>
         <w:jc w:val="center"/>
         <w:rPr>
+          <w:rFonts w:hint="eastAsia"/>
           <w:color w:val="0000FF"/>
           <w:sz w:val="24"/>
           <w:lang w:eastAsia="zh-CN"/>
@@ -2802,34 +3001,7 @@
             <w:sz w:val="24"/>
             <w:lang w:eastAsia="zh-CN"/>
           </w:rPr>
-          <m:t>T=I</m:t>
-        </m:r>
-        <m:r>
-          <w:rPr>
-            <w:rFonts w:ascii="Cambria Math" w:hAnsi="Cambria Math"/>
-            <w:color w:val="0000FF"/>
-            <w:sz w:val="24"/>
-            <w:lang w:eastAsia="zh-CN"/>
-          </w:rPr>
-          <m:t>×</m:t>
-        </m:r>
-        <m:r>
-          <w:rPr>
-            <w:rFonts w:ascii="Cambria Math" w:hAnsi="Cambria Math"/>
-            <w:color w:val="0000FF"/>
-            <w:sz w:val="24"/>
-            <w:lang w:eastAsia="zh-CN"/>
-          </w:rPr>
-          <m:t>CPI</m:t>
-        </m:r>
-        <m:r>
-          <w:rPr>
-            <w:rFonts w:ascii="Cambria Math" w:hAnsi="Cambria Math"/>
-            <w:color w:val="0000FF"/>
-            <w:sz w:val="24"/>
-            <w:lang w:eastAsia="zh-CN"/>
-          </w:rPr>
-          <m:t>×</m:t>
+          <m:t>T=I×CPI×</m:t>
         </m:r>
         <m:sSub>
           <m:sSubPr>
@@ -2901,6 +3073,7 @@
         <w:spacing w:afterLines="100" w:after="240" w:line="240" w:lineRule="auto"/>
         <w:jc w:val="center"/>
         <w:rPr>
+          <w:rFonts w:hint="eastAsia"/>
           <w:color w:val="0000FF"/>
           <w:sz w:val="24"/>
           <w:lang w:eastAsia="zh-CN"/>
@@ -3027,6 +3200,7 @@
         <w:spacing w:afterLines="100" w:after="240" w:line="240" w:lineRule="auto"/>
         <w:jc w:val="center"/>
         <w:rPr>
+          <w:rFonts w:hint="eastAsia"/>
           <w:color w:val="0000FF"/>
           <w:sz w:val="24"/>
           <w:lang w:eastAsia="zh-CN"/>
@@ -3711,7 +3885,6 @@
               <w:sz w:val="24"/>
               <w:lang w:eastAsia="zh-CN"/>
             </w:rPr>
-            <w:lastRenderedPageBreak/>
             <m:t>=(0.7</m:t>
           </m:r>
           <m:r>
@@ -3934,6 +4107,7 @@
         <w:spacing w:afterLines="100" w:after="240" w:line="240" w:lineRule="auto"/>
         <w:jc w:val="center"/>
         <w:rPr>
+          <w:rFonts w:hint="eastAsia"/>
           <w:color w:val="0000FF"/>
           <w:sz w:val="24"/>
           <w:lang w:eastAsia="zh-CN"/>
@@ -3967,7 +4141,7 @@
         <w:spacing w:afterLines="100" w:after="240" w:line="240" w:lineRule="auto"/>
         <w:jc w:val="center"/>
         <w:rPr>
-          <w:rFonts w:ascii="Cambria Math" w:hAnsi="Cambria Math" w:hint="eastAsia"/>
+          <w:rFonts w:ascii="Cambria Math" w:hAnsi="Cambria Math"/>
           <w:color w:val="0000FF"/>
           <w:sz w:val="24"/>
           <w:lang w:eastAsia="zh-CN"/>
@@ -4540,6 +4714,14 @@
           <w:lang w:eastAsia="zh-CN"/>
         </w:rPr>
         <w:br/>
+      </w:r>
+      <w:r>
+        <w:rPr>
+          <w:color w:val="000000"/>
+          <w:sz w:val="24"/>
+          <w:lang w:eastAsia="zh-CN"/>
+        </w:rPr>
+        <w:lastRenderedPageBreak/>
         <w:t>计算机2主频: 800MHz</w:t>
       </w:r>
       <w:r>
@@ -4644,6 +4826,7 @@
     <w:p>
       <w:pPr>
         <w:rPr>
+          <w:rFonts w:hint="eastAsia"/>
           <w:color w:val="0000FF"/>
           <w:sz w:val="24"/>
           <w:lang w:eastAsia="zh-CN"/>
@@ -4661,6 +4844,7 @@
     <w:p>
       <w:pPr>
         <w:rPr>
+          <w:rFonts w:hint="eastAsia"/>
           <w:color w:val="0000FF"/>
           <w:sz w:val="24"/>
           <w:lang w:eastAsia="zh-CN"/>
@@ -4679,6 +4863,7 @@
     <w:p>
       <w:pPr>
         <w:rPr>
+          <w:rFonts w:hint="eastAsia"/>
           <w:color w:val="0000FF"/>
           <w:sz w:val="24"/>
           <w:lang w:eastAsia="zh-CN"/>
@@ -4908,6 +5093,7 @@
     <w:p>
       <w:pPr>
         <w:rPr>
+          <w:rFonts w:hint="eastAsia"/>
           <w:color w:val="0000FF"/>
           <w:sz w:val="24"/>
           <w:lang w:eastAsia="zh-CN"/>
@@ -5022,6 +5208,7 @@
     <w:p>
       <w:pPr>
         <w:rPr>
+          <w:rFonts w:hint="eastAsia"/>
           <w:color w:val="0000FF"/>
           <w:sz w:val="24"/>
           <w:lang w:eastAsia="zh-CN"/>
@@ -5040,6 +5227,7 @@
     <w:p>
       <w:pPr>
         <w:rPr>
+          <w:rFonts w:hint="eastAsia"/>
           <w:color w:val="0000FF"/>
           <w:sz w:val="24"/>
           <w:lang w:eastAsia="zh-CN"/>
@@ -5171,19 +5359,7 @@
                   <w:sz w:val="24"/>
                   <w:lang w:eastAsia="zh-CN"/>
                 </w:rPr>
-                <m:t>0.2*</m:t>
-              </m:r>
-              <m:r>
-                <m:rPr>
-                  <m:sty m:val="p"/>
-                </m:rPr>
-                <w:rPr>
-                  <w:rFonts w:ascii="Cambria Math" w:hAnsi="Cambria Math"/>
-                  <w:color w:val="0000FF"/>
-                  <w:sz w:val="24"/>
-                  <w:lang w:eastAsia="zh-CN"/>
-                </w:rPr>
-                <m:t>2</m:t>
+                <m:t>0.2*2</m:t>
               </m:r>
             </m:e>
           </m:d>
@@ -5221,19 +5397,7 @@
                   <w:sz w:val="24"/>
                   <w:lang w:eastAsia="zh-CN"/>
                 </w:rPr>
-                <m:t>0.15*</m:t>
-              </m:r>
-              <m:r>
-                <m:rPr>
-                  <m:sty m:val="p"/>
-                </m:rPr>
-                <w:rPr>
-                  <w:rFonts w:ascii="Cambria Math" w:hAnsi="Cambria Math"/>
-                  <w:color w:val="0000FF"/>
-                  <w:sz w:val="24"/>
-                  <w:lang w:eastAsia="zh-CN"/>
-                </w:rPr>
-                <m:t>3</m:t>
+                <m:t>0.15*3</m:t>
               </m:r>
             </m:e>
           </m:d>
@@ -5271,19 +5435,7 @@
                   <w:sz w:val="24"/>
                   <w:lang w:eastAsia="zh-CN"/>
                 </w:rPr>
-                <m:t>0.25*</m:t>
-              </m:r>
-              <m:r>
-                <m:rPr>
-                  <m:sty m:val="p"/>
-                </m:rPr>
-                <w:rPr>
-                  <w:rFonts w:ascii="Cambria Math" w:hAnsi="Cambria Math"/>
-                  <w:color w:val="0000FF"/>
-                  <w:sz w:val="24"/>
-                  <w:lang w:eastAsia="zh-CN"/>
-                </w:rPr>
-                <m:t>4</m:t>
+                <m:t>0.25*4</m:t>
               </m:r>
             </m:e>
           </m:d>
@@ -5297,19 +5449,7 @@
               <w:sz w:val="24"/>
               <w:lang w:eastAsia="zh-CN"/>
             </w:rPr>
-            <m:t>=</m:t>
-          </m:r>
-          <m:r>
-            <m:rPr>
-              <m:sty m:val="p"/>
-            </m:rPr>
-            <w:rPr>
-              <w:rFonts w:ascii="Cambria Math" w:hAnsi="Cambria Math"/>
-              <w:color w:val="0000FF"/>
-              <w:sz w:val="24"/>
-              <w:lang w:eastAsia="zh-CN"/>
-            </w:rPr>
-            <m:t>2.65</m:t>
+            <m:t>=2.65</m:t>
           </m:r>
         </m:oMath>
       </m:oMathPara>
@@ -5396,19 +5536,7 @@
                   <w:sz w:val="24"/>
                   <w:lang w:eastAsia="zh-CN"/>
                 </w:rPr>
-                <m:t>8</m:t>
-              </m:r>
-              <m:r>
-                <m:rPr>
-                  <m:sty m:val="p"/>
-                </m:rPr>
-                <w:rPr>
-                  <w:rFonts w:ascii="Cambria Math" w:hAnsi="Cambria Math"/>
-                  <w:color w:val="0000FF"/>
-                  <w:sz w:val="24"/>
-                  <w:lang w:eastAsia="zh-CN"/>
-                </w:rPr>
-                <m:t>00</m:t>
+                <m:t>800</m:t>
               </m:r>
             </m:num>
             <m:den>
@@ -5436,43 +5564,7 @@
               <w:sz w:val="24"/>
               <w:lang w:eastAsia="zh-CN"/>
             </w:rPr>
-            <m:t>≈</m:t>
-          </m:r>
-          <m:r>
-            <m:rPr>
-              <m:sty m:val="p"/>
-            </m:rPr>
-            <w:rPr>
-              <w:rFonts w:ascii="Cambria Math" w:hAnsi="Cambria Math"/>
-              <w:color w:val="0000FF"/>
-              <w:sz w:val="24"/>
-              <w:lang w:eastAsia="zh-CN"/>
-            </w:rPr>
-            <m:t>301.89</m:t>
-          </m:r>
-          <m:r>
-            <m:rPr>
-              <m:sty m:val="p"/>
-            </m:rPr>
-            <w:rPr>
-              <w:rFonts w:ascii="Cambria Math" w:hAnsi="Cambria Math"/>
-              <w:color w:val="0000FF"/>
-              <w:sz w:val="24"/>
-              <w:lang w:eastAsia="zh-CN"/>
-            </w:rPr>
-            <m:t>≈</m:t>
-          </m:r>
-          <m:r>
-            <m:rPr>
-              <m:sty m:val="p"/>
-            </m:rPr>
-            <w:rPr>
-              <w:rFonts w:ascii="Cambria Math" w:hAnsi="Cambria Math"/>
-              <w:color w:val="0000FF"/>
-              <w:sz w:val="24"/>
-              <w:lang w:eastAsia="zh-CN"/>
-            </w:rPr>
-            <m:t>302</m:t>
+            <m:t>≈301.89≈302</m:t>
           </m:r>
         </m:oMath>
       </m:oMathPara>
@@ -5485,6 +5577,68 @@
     </w:sectPr>
   </w:body>
 </w:document>
+</file>
+
+<file path=word/endnotes.xml><?xml version="1.0" encoding="utf-8"?>
+<w:endnotes xmlns:wpc="http://schemas.microsoft.com/office/word/2010/wordprocessingCanvas" xmlns:cx="http://schemas.microsoft.com/office/drawing/2014/chartex" xmlns:cx1="http://schemas.microsoft.com/office/drawing/2015/9/8/chartex" xmlns:cx2="http://schemas.microsoft.com/office/drawing/2015/10/21/chartex" xmlns:cx3="http://schemas.microsoft.com/office/drawing/2016/5/9/chartex" xmlns:cx4="http://schemas.microsoft.com/office/drawing/2016/5/10/chartex" xmlns:cx5="http://schemas.microsoft.com/office/drawing/2016/5/11/chartex" xmlns:cx6="http://schemas.microsoft.com/office/drawing/2016/5/12/chartex" xmlns:cx7="http://schemas.microsoft.com/office/drawing/2016/5/13/chartex" xmlns:cx8="http://schemas.microsoft.com/office/drawing/2016/5/14/chartex" xmlns:mc="http://schemas.openxmlformats.org/markup-compatibility/2006" xmlns:aink="http://schemas.microsoft.com/office/drawing/2016/ink" xmlns:am3d="http://schemas.microsoft.com/office/drawing/2017/model3d" xmlns:o="urn:schemas-microsoft-com:office:office" xmlns:oel="http://schemas.microsoft.com/office/2019/extlst" xmlns:r="http://schemas.openxmlformats.org/officeDocument/2006/relationships" xmlns:m="http://schemas.openxmlformats.org/officeDocument/2006/math" xmlns:v="urn:schemas-microsoft-com:vml" xmlns:wp14="http://schemas.microsoft.com/office/word/2010/wordprocessingDrawing" xmlns:wp="http://schemas.openxmlformats.org/drawingml/2006/wordprocessingDrawing" xmlns:w10="urn:schemas-microsoft-com:office:word" xmlns:w="http://schemas.openxmlformats.org/wordprocessingml/2006/main" xmlns:w14="http://schemas.microsoft.com/office/word/2010/wordml" xmlns:w15="http://schemas.microsoft.com/office/word/2012/wordml" xmlns:w16cex="http://schemas.microsoft.com/office/word/2018/wordml/cex" xmlns:w16cid="http://schemas.microsoft.com/office/word/2016/wordml/cid" xmlns:w16="http://schemas.microsoft.com/office/word/2018/wordml" xmlns:w16du="http://schemas.microsoft.com/office/word/2023/wordml/word16du" xmlns:w16sdtdh="http://schemas.microsoft.com/office/word/2020/wordml/sdtdatahash" xmlns:w16sdtfl="http://schemas.microsoft.com/office/word/2024/wordml/sdtformatlock" xmlns:w16se="http://schemas.microsoft.com/office/word/2015/wordml/symex" xmlns:wpg="http://schemas.microsoft.com/office/word/2010/wordprocessingGroup" xmlns:wpi="http://schemas.microsoft.com/office/word/2010/wordprocessingInk" xmlns:wne="http://schemas.microsoft.com/office/word/2006/wordml" xmlns:wps="http://schemas.microsoft.com/office/word/2010/wordprocessingShape" mc:Ignorable="w14 w15 w16se w16cid w16 w16cex w16sdtdh w16sdtfl w16du wp14">
+  <w:endnote w:type="separator" w:id="-1">
+    <w:p>
+      <w:pPr>
+        <w:spacing w:after="0" w:line="240" w:lineRule="auto"/>
+        <w:rPr>
+          <w:rFonts w:hint="eastAsia"/>
+        </w:rPr>
+      </w:pPr>
+      <w:r>
+        <w:separator/>
+      </w:r>
+    </w:p>
+  </w:endnote>
+  <w:endnote w:type="continuationSeparator" w:id="0">
+    <w:p>
+      <w:pPr>
+        <w:spacing w:after="0" w:line="240" w:lineRule="auto"/>
+        <w:rPr>
+          <w:rFonts w:hint="eastAsia"/>
+        </w:rPr>
+      </w:pPr>
+      <w:r>
+        <w:continuationSeparator/>
+      </w:r>
+    </w:p>
+  </w:endnote>
+</w:endnotes>
+</file>
+
+<file path=word/footnotes.xml><?xml version="1.0" encoding="utf-8"?>
+<w:footnotes xmlns:wpc="http://schemas.microsoft.com/office/word/2010/wordprocessingCanvas" xmlns:cx="http://schemas.microsoft.com/office/drawing/2014/chartex" xmlns:cx1="http://schemas.microsoft.com/office/drawing/2015/9/8/chartex" xmlns:cx2="http://schemas.microsoft.com/office/drawing/2015/10/21/chartex" xmlns:cx3="http://schemas.microsoft.com/office/drawing/2016/5/9/chartex" xmlns:cx4="http://schemas.microsoft.com/office/drawing/2016/5/10/chartex" xmlns:cx5="http://schemas.microsoft.com/office/drawing/2016/5/11/chartex" xmlns:cx6="http://schemas.microsoft.com/office/drawing/2016/5/12/chartex" xmlns:cx7="http://schemas.microsoft.com/office/drawing/2016/5/13/chartex" xmlns:cx8="http://schemas.microsoft.com/office/drawing/2016/5/14/chartex" xmlns:mc="http://schemas.openxmlformats.org/markup-compatibility/2006" xmlns:aink="http://schemas.microsoft.com/office/drawing/2016/ink" xmlns:am3d="http://schemas.microsoft.com/office/drawing/2017/model3d" xmlns:o="urn:schemas-microsoft-com:office:office" xmlns:oel="http://schemas.microsoft.com/office/2019/extlst" xmlns:r="http://schemas.openxmlformats.org/officeDocument/2006/relationships" xmlns:m="http://schemas.openxmlformats.org/officeDocument/2006/math" xmlns:v="urn:schemas-microsoft-com:vml" xmlns:wp14="http://schemas.microsoft.com/office/word/2010/wordprocessingDrawing" xmlns:wp="http://schemas.openxmlformats.org/drawingml/2006/wordprocessingDrawing" xmlns:w10="urn:schemas-microsoft-com:office:word" xmlns:w="http://schemas.openxmlformats.org/wordprocessingml/2006/main" xmlns:w14="http://schemas.microsoft.com/office/word/2010/wordml" xmlns:w15="http://schemas.microsoft.com/office/word/2012/wordml" xmlns:w16cex="http://schemas.microsoft.com/office/word/2018/wordml/cex" xmlns:w16cid="http://schemas.microsoft.com/office/word/2016/wordml/cid" xmlns:w16="http://schemas.microsoft.com/office/word/2018/wordml" xmlns:w16du="http://schemas.microsoft.com/office/word/2023/wordml/word16du" xmlns:w16sdtdh="http://schemas.microsoft.com/office/word/2020/wordml/sdtdatahash" xmlns:w16sdtfl="http://schemas.microsoft.com/office/word/2024/wordml/sdtformatlock" xmlns:w16se="http://schemas.microsoft.com/office/word/2015/wordml/symex" xmlns:wpg="http://schemas.microsoft.com/office/word/2010/wordprocessingGroup" xmlns:wpi="http://schemas.microsoft.com/office/word/2010/wordprocessingInk" xmlns:wne="http://schemas.microsoft.com/office/word/2006/wordml" xmlns:wps="http://schemas.microsoft.com/office/word/2010/wordprocessingShape" mc:Ignorable="w14 w15 w16se w16cid w16 w16cex w16sdtdh w16sdtfl w16du wp14">
+  <w:footnote w:type="separator" w:id="-1">
+    <w:p>
+      <w:pPr>
+        <w:spacing w:after="0" w:line="240" w:lineRule="auto"/>
+        <w:rPr>
+          <w:rFonts w:hint="eastAsia"/>
+        </w:rPr>
+      </w:pPr>
+      <w:r>
+        <w:separator/>
+      </w:r>
+    </w:p>
+  </w:footnote>
+  <w:footnote w:type="continuationSeparator" w:id="0">
+    <w:p>
+      <w:pPr>
+        <w:spacing w:after="0" w:line="240" w:lineRule="auto"/>
+        <w:rPr>
+          <w:rFonts w:hint="eastAsia"/>
+        </w:rPr>
+      </w:pPr>
+      <w:r>
+        <w:continuationSeparator/>
+      </w:r>
+    </w:p>
+  </w:footnote>
+</w:footnotes>
 </file>
 
 <file path=word/numbering.xml><?xml version="1.0" encoding="utf-8"?>
@@ -6296,6 +6450,7 @@
   <w:style w:type="character" w:default="1" w:styleId="a2">
     <w:name w:val="Default Paragraph Font"/>
     <w:uiPriority w:val="1"/>
+    <w:semiHidden/>
     <w:unhideWhenUsed/>
   </w:style>
   <w:style w:type="table" w:default="1" w:styleId="a3">
